--- a/por/docx/002.content.docx
+++ b/por/docx/002.content.docx
@@ -281,6 +281,510 @@
         <w:rPr>
           <w:lang w:val="pt_PT" w:bidi="pt_PT"/>
         </w:rPr>
+        <w:t>Abba</w:t>
+      </w:r>
+      <w:r>
+        <w:rPr>
+          <w:lang w:val="pt_PT" w:bidi="pt_PT"/>
+        </w:rPr>
+      </w:r>
+    </w:p>
+    <w:p>
+      <w:pPr/>
+      <w:r>
+        <w:rPr>
+          <w:lang w:val="pt_PT" w:bidi="pt_PT"/>
+        </w:rPr>
+      </w:r>
+      <w:r>
+        <w:rPr>
+          <w:lang w:val="pt_PT" w:bidi="pt_PT"/>
+        </w:rPr>
+        <w:t>Uma palavra na língua aramaica que significa pai. Jesus chamou Deus de Abba. Aqueles que seguem Jesus fazem parte da família de Deus. Então, eles podem chamar Deus de Pai ou Abba assim como Jesus faz. Este nome mostra quão próximo Deus está de todos aqueles que confiam nele.</w:t>
+      </w:r>
+      <w:r>
+        <w:rPr>
+          <w:lang w:val="pt_PT" w:bidi="pt_PT"/>
+        </w:rPr>
+      </w:r>
+      <w:r>
+        <w:rPr>
+          <w:lang w:val="pt_PT" w:bidi="pt_PT"/>
+        </w:rPr>
+      </w:r>
+    </w:p>
+    <w:p>
+      <w:pPr/>
+      <w:r>
+        <w:rPr>
+          <w:lang w:val="pt_PT" w:bidi="pt_PT"/>
+        </w:rPr>
+      </w:r>
+    </w:p>
+    <w:p>
+      <w:pPr>
+        <w:pStyle w:val="Heading2"/>
+      </w:pPr>
+      <w:r>
+        <w:rPr>
+          <w:lang w:val="pt_PT" w:bidi="pt_PT"/>
+        </w:rPr>
+        <w:t>Abel</w:t>
+      </w:r>
+      <w:r>
+        <w:rPr>
+          <w:lang w:val="pt_PT" w:bidi="pt_PT"/>
+        </w:rPr>
+      </w:r>
+    </w:p>
+    <w:p>
+      <w:pPr/>
+      <w:r>
+        <w:rPr>
+          <w:lang w:val="pt_PT" w:bidi="pt_PT"/>
+        </w:rPr>
+      </w:r>
+      <w:r>
+        <w:rPr>
+          <w:lang w:val="pt_PT" w:bidi="pt_PT"/>
+        </w:rPr>
+        <w:t>O segundo filho de Adão e Eva. Ele era um pastor. Ele fez uma oferta que agradou a Deus. Seu irmão Caim o matou, mesmo que ele não tivesse feito nada de errado. A Bíblia refere-se ao sangue de Abel clamando a Deus da terra. Isso significava que Deus precisava trazer justiça porque Abel foi assassinado.</w:t>
+      </w:r>
+      <w:r>
+        <w:rPr>
+          <w:lang w:val="pt_PT" w:bidi="pt_PT"/>
+        </w:rPr>
+      </w:r>
+      <w:r>
+        <w:rPr>
+          <w:lang w:val="pt_PT" w:bidi="pt_PT"/>
+        </w:rPr>
+      </w:r>
+    </w:p>
+    <w:p>
+      <w:pPr/>
+      <w:r>
+        <w:rPr>
+          <w:lang w:val="pt_PT" w:bidi="pt_PT"/>
+        </w:rPr>
+      </w:r>
+    </w:p>
+    <w:p>
+      <w:pPr>
+        <w:pStyle w:val="Heading2"/>
+      </w:pPr>
+      <w:r>
+        <w:rPr>
+          <w:lang w:val="pt_PT" w:bidi="pt_PT"/>
+        </w:rPr>
+        <w:t>Abençoe todas as nações</w:t>
+      </w:r>
+      <w:r>
+        <w:rPr>
+          <w:lang w:val="pt_PT" w:bidi="pt_PT"/>
+        </w:rPr>
+      </w:r>
+    </w:p>
+    <w:p>
+      <w:pPr/>
+      <w:r>
+        <w:rPr>
+          <w:lang w:val="pt_PT" w:bidi="pt_PT"/>
+        </w:rPr>
+      </w:r>
+      <w:r>
+        <w:rPr>
+          <w:lang w:val="pt_PT" w:bidi="pt_PT"/>
+        </w:rPr>
+        <w:t>Deus prometeu que todas as nações da terra seriam abençoadas através de Abraão e sua linhagem familiar. Deus repetiu essa promessa a Isaque e a Jacó. Ela foi repetida no Salmo 72 e no capítulo 8 de Zacarias. Essa promessa foi cumprida de muitas maneiras. Uma maneira foi através das leis da aliança de Deus com os israelitas. Os israelitas deveriam adorar somente a Deus e obedecer à aliança do Monte Sinai. Isso mostraria a outras nações quão sábio e compreensivo era o povo de Deus. Mostraria a outras nações que Deus estava próximo de seu povo e os amava. Isso faria com que outras nações quisessem adorar e obedecer ao verdadeiro Deus. Outra maneira foi através de Jesus. Jesus era da linhagem familiar de Abraão. Todas as pessoas na terra podem ser reconciliadas com Deus acreditando em Jesus. É assim que a promessa de Deus sobre todas as nações sendo abençoadas é completamente cumprida.</w:t>
+      </w:r>
+      <w:r>
+        <w:rPr>
+          <w:lang w:val="pt_PT" w:bidi="pt_PT"/>
+        </w:rPr>
+      </w:r>
+      <w:r>
+        <w:rPr>
+          <w:lang w:val="pt_PT" w:bidi="pt_PT"/>
+        </w:rPr>
+      </w:r>
+    </w:p>
+    <w:p>
+      <w:pPr/>
+      <w:r>
+        <w:rPr>
+          <w:lang w:val="pt_PT" w:bidi="pt_PT"/>
+        </w:rPr>
+      </w:r>
+    </w:p>
+    <w:p>
+      <w:pPr>
+        <w:pStyle w:val="Heading2"/>
+      </w:pPr>
+      <w:r>
+        <w:rPr>
+          <w:lang w:val="pt_PT" w:bidi="pt_PT"/>
+        </w:rPr>
+        <w:t>Abias</w:t>
+      </w:r>
+      <w:r>
+        <w:rPr>
+          <w:lang w:val="pt_PT" w:bidi="pt_PT"/>
+        </w:rPr>
+      </w:r>
+    </w:p>
+    <w:p>
+      <w:pPr/>
+      <w:r>
+        <w:rPr>
+          <w:lang w:val="pt_PT" w:bidi="pt_PT"/>
+        </w:rPr>
+      </w:r>
+      <w:r>
+        <w:rPr>
+          <w:lang w:val="pt_PT" w:bidi="pt_PT"/>
+        </w:rPr>
+        <w:t>O filho de Roboão e Maaca. Ele foi o pai de Asa e era da tribo de Judá. Ele foi o segundo rei do reino do sul de Judá. Ele fez o que era mal e adorou falsos deuses.</w:t>
+      </w:r>
+      <w:r>
+        <w:rPr>
+          <w:lang w:val="pt_PT" w:bidi="pt_PT"/>
+        </w:rPr>
+      </w:r>
+      <w:r>
+        <w:rPr>
+          <w:lang w:val="pt_PT" w:bidi="pt_PT"/>
+        </w:rPr>
+      </w:r>
+    </w:p>
+    <w:p>
+      <w:pPr/>
+      <w:r>
+        <w:rPr>
+          <w:lang w:val="pt_PT" w:bidi="pt_PT"/>
+        </w:rPr>
+      </w:r>
+    </w:p>
+    <w:p>
+      <w:pPr>
+        <w:pStyle w:val="Heading2"/>
+      </w:pPr>
+      <w:r>
+        <w:rPr>
+          <w:lang w:val="pt_PT" w:bidi="pt_PT"/>
+        </w:rPr>
+        <w:t>Abiatar</w:t>
+      </w:r>
+      <w:r>
+        <w:rPr>
+          <w:lang w:val="pt_PT" w:bidi="pt_PT"/>
+        </w:rPr>
+      </w:r>
+    </w:p>
+    <w:p>
+      <w:pPr/>
+      <w:r>
+        <w:rPr>
+          <w:lang w:val="pt_PT" w:bidi="pt_PT"/>
+        </w:rPr>
+      </w:r>
+      <w:r>
+        <w:rPr>
+          <w:lang w:val="pt_PT" w:bidi="pt_PT"/>
+        </w:rPr>
+        <w:t>O filho de Aimeleque que serviu como sumo sacerdote quando Davi era rei. Ele era da linhagem da família de Eli. Ele foi fiel a Davi, mas não apoiou Salomão como rei após Davi. Devido a isso, ele não foi mais autorizado a ser o sumo sacerdote. Isso cumpriu a profecia contra a linhagem da família de Eli.</w:t>
+      </w:r>
+      <w:r>
+        <w:rPr>
+          <w:lang w:val="pt_PT" w:bidi="pt_PT"/>
+        </w:rPr>
+      </w:r>
+      <w:r>
+        <w:rPr>
+          <w:lang w:val="pt_PT" w:bidi="pt_PT"/>
+        </w:rPr>
+      </w:r>
+    </w:p>
+    <w:p>
+      <w:pPr/>
+      <w:r>
+        <w:rPr>
+          <w:lang w:val="pt_PT" w:bidi="pt_PT"/>
+        </w:rPr>
+      </w:r>
+    </w:p>
+    <w:p>
+      <w:pPr>
+        <w:pStyle w:val="Heading2"/>
+      </w:pPr>
+      <w:r>
+        <w:rPr>
+          <w:lang w:val="pt_PT" w:bidi="pt_PT"/>
+        </w:rPr>
+        <w:t>Abigail</w:t>
+      </w:r>
+      <w:r>
+        <w:rPr>
+          <w:lang w:val="pt_PT" w:bidi="pt_PT"/>
+        </w:rPr>
+      </w:r>
+    </w:p>
+    <w:p>
+      <w:pPr/>
+      <w:r>
+        <w:rPr>
+          <w:lang w:val="pt_PT" w:bidi="pt_PT"/>
+        </w:rPr>
+      </w:r>
+      <w:r>
+        <w:rPr>
+          <w:lang w:val="pt_PT" w:bidi="pt_PT"/>
+        </w:rPr>
+        <w:t>Uma mulher sábia casada com um homem tolo chamado Nabal. Ela convenceu Davi a confiar em Deus em vez de matar pessoas porque estava com raiva. Depois que Nabal morreu, Abigail se tornou uma das esposas de Davi. Ela teve um filho com Davi.</w:t>
+      </w:r>
+      <w:r>
+        <w:rPr>
+          <w:lang w:val="pt_PT" w:bidi="pt_PT"/>
+        </w:rPr>
+      </w:r>
+      <w:r>
+        <w:rPr>
+          <w:lang w:val="pt_PT" w:bidi="pt_PT"/>
+        </w:rPr>
+      </w:r>
+    </w:p>
+    <w:p>
+      <w:pPr/>
+      <w:r>
+        <w:rPr>
+          <w:lang w:val="pt_PT" w:bidi="pt_PT"/>
+        </w:rPr>
+      </w:r>
+    </w:p>
+    <w:p>
+      <w:pPr>
+        <w:pStyle w:val="Heading2"/>
+      </w:pPr>
+      <w:r>
+        <w:rPr>
+          <w:lang w:val="pt_PT" w:bidi="pt_PT"/>
+        </w:rPr>
+        <w:t>Abimeleque</w:t>
+      </w:r>
+      <w:r>
+        <w:rPr>
+          <w:lang w:val="pt_PT" w:bidi="pt_PT"/>
+        </w:rPr>
+      </w:r>
+    </w:p>
+    <w:p>
+      <w:pPr/>
+      <w:r>
+        <w:rPr>
+          <w:lang w:val="pt_PT" w:bidi="pt_PT"/>
+        </w:rPr>
+      </w:r>
+      <w:r>
+        <w:rPr>
+          <w:lang w:val="pt_PT" w:bidi="pt_PT"/>
+        </w:rPr>
+        <w:t>Um filho de Gideão e de sua concubina de Siquém. Abimeleque assassinou quase todos os outros filhos de Gideão. Ele governou como rei sobre Siquém e as áreas ao redor. Ele era violento e matou muitas pessoas.</w:t>
+      </w:r>
+      <w:r>
+        <w:rPr>
+          <w:lang w:val="pt_PT" w:bidi="pt_PT"/>
+        </w:rPr>
+      </w:r>
+      <w:r>
+        <w:rPr>
+          <w:lang w:val="pt_PT" w:bidi="pt_PT"/>
+        </w:rPr>
+      </w:r>
+    </w:p>
+    <w:p>
+      <w:pPr/>
+      <w:r>
+        <w:rPr>
+          <w:lang w:val="pt_PT" w:bidi="pt_PT"/>
+        </w:rPr>
+      </w:r>
+    </w:p>
+    <w:p>
+      <w:pPr>
+        <w:pStyle w:val="Heading2"/>
+      </w:pPr>
+      <w:r>
+        <w:rPr>
+          <w:lang w:val="pt_PT" w:bidi="pt_PT"/>
+        </w:rPr>
+        <w:t>Abismo</w:t>
+      </w:r>
+      <w:r>
+        <w:rPr>
+          <w:lang w:val="pt_PT" w:bidi="pt_PT"/>
+        </w:rPr>
+      </w:r>
+    </w:p>
+    <w:p>
+      <w:pPr/>
+      <w:r>
+        <w:rPr>
+          <w:lang w:val="pt_PT" w:bidi="pt_PT"/>
+        </w:rPr>
+      </w:r>
+      <w:r>
+        <w:rPr>
+          <w:lang w:val="pt_PT" w:bidi="pt_PT"/>
+        </w:rPr>
+        <w:t>Uma maneira de falar sobre um lugar cheio de seres espirituais malignos. No evangelho de Lucas, Jesus tinha autoridade para enviar seres espirituais malignos para lá (Lc 8.31). Em uma visão registrada em Apocalipse, João viu isso como um poço sem fundo. Era governado por um ser espiritual maligno chamado o Destruidor. Seres espirituais malignos saíam de lá apenas quando Deus permitia. (</w:t>
+      </w:r>
+      <w:r>
+        <w:rPr>
+          <w:lang w:val="pt_PT" w:bidi="pt_PT"/>
+        </w:rPr>
+        <w:t>Seres espirituais malignos</w:t>
+      </w:r>
+      <w:r>
+        <w:rPr>
+          <w:lang w:val="pt_PT" w:bidi="pt_PT"/>
+        </w:rPr>
+        <w:t>)</w:t>
+      </w:r>
+      <w:r>
+        <w:rPr>
+          <w:lang w:val="pt_PT" w:bidi="pt_PT"/>
+        </w:rPr>
+      </w:r>
+      <w:r>
+        <w:rPr>
+          <w:lang w:val="pt_PT" w:bidi="pt_PT"/>
+        </w:rPr>
+      </w:r>
+    </w:p>
+    <w:p>
+      <w:pPr/>
+      <w:r>
+        <w:rPr>
+          <w:lang w:val="pt_PT" w:bidi="pt_PT"/>
+        </w:rPr>
+      </w:r>
+    </w:p>
+    <w:p>
+      <w:pPr>
+        <w:pStyle w:val="Heading2"/>
+      </w:pPr>
+      <w:r>
+        <w:rPr>
+          <w:lang w:val="pt_PT" w:bidi="pt_PT"/>
+        </w:rPr>
+        <w:t>Abraão</w:t>
+      </w:r>
+      <w:r>
+        <w:rPr>
+          <w:lang w:val="pt_PT" w:bidi="pt_PT"/>
+        </w:rPr>
+      </w:r>
+    </w:p>
+    <w:p>
+      <w:pPr/>
+      <w:r>
+        <w:rPr>
+          <w:lang w:val="pt_PT" w:bidi="pt_PT"/>
+        </w:rPr>
+      </w:r>
+      <w:r>
+        <w:rPr>
+          <w:lang w:val="pt_PT" w:bidi="pt_PT"/>
+        </w:rPr>
+        <w:t>O filho de Tera e tio de Ló da Mesopotâmia. No capítulo 17 de Gênesis, Deus mudou seu nome de Abrão para Abraão. Na língua hebraica, um dos significados do nome de Abrão é pai de muitas nações. Abraão tornou-se o pai da nação de Israel. Ele era casado com Sara e seu filho era Isaque. Ele teve um filho chamado Ismael com a escrava de Sara, Hagar. Abraão era da linhagem de Sem e seguiu a Deus fielmente. Deus fez uma aliança com Abraão e sua linhagem. (</w:t>
+      </w:r>
+      <w:r>
+        <w:rPr>
+          <w:lang w:val="pt_PT" w:bidi="pt_PT"/>
+        </w:rPr>
+        <w:t>Aliança com Abraão</w:t>
+      </w:r>
+      <w:r>
+        <w:rPr>
+          <w:lang w:val="pt_PT" w:bidi="pt_PT"/>
+        </w:rPr>
+        <w:t>)</w:t>
+      </w:r>
+      <w:r>
+        <w:rPr>
+          <w:lang w:val="pt_PT" w:bidi="pt_PT"/>
+        </w:rPr>
+      </w:r>
+      <w:r>
+        <w:rPr>
+          <w:lang w:val="pt_PT" w:bidi="pt_PT"/>
+        </w:rPr>
+      </w:r>
+    </w:p>
+    <w:p>
+      <w:pPr/>
+      <w:r>
+        <w:rPr>
+          <w:lang w:val="pt_PT" w:bidi="pt_PT"/>
+        </w:rPr>
+      </w:r>
+    </w:p>
+    <w:p>
+      <w:pPr>
+        <w:pStyle w:val="Heading2"/>
+      </w:pPr>
+      <w:r>
+        <w:rPr>
+          <w:lang w:val="pt_PT" w:bidi="pt_PT"/>
+        </w:rPr>
+        <w:t>Absalão</w:t>
+      </w:r>
+      <w:r>
+        <w:rPr>
+          <w:lang w:val="pt_PT" w:bidi="pt_PT"/>
+        </w:rPr>
+      </w:r>
+    </w:p>
+    <w:p>
+      <w:pPr/>
+      <w:r>
+        <w:rPr>
+          <w:lang w:val="pt_PT" w:bidi="pt_PT"/>
+        </w:rPr>
+      </w:r>
+      <w:r>
+        <w:rPr>
+          <w:lang w:val="pt_PT" w:bidi="pt_PT"/>
+        </w:rPr>
+        <w:t>O filho de Davi e Maaca. Tamar era sua irmã. Ele também teve uma filha chamada Tamar. Absalão matou seu irmão Amnom por estuprar sua irmã Tamar. Absalão se proclamou rei enquanto o Rei Davi ainda estava vivo. Seu exército lutou contra o exército de Davi. Joabe o matou, mesmo que Davi não quisesse que Absalão fosse ferido.</w:t>
+      </w:r>
+      <w:r>
+        <w:rPr>
+          <w:lang w:val="pt_PT" w:bidi="pt_PT"/>
+        </w:rPr>
+      </w:r>
+      <w:r>
+        <w:rPr>
+          <w:lang w:val="pt_PT" w:bidi="pt_PT"/>
+        </w:rPr>
+      </w:r>
+    </w:p>
+    <w:p>
+      <w:pPr/>
+      <w:r>
+        <w:rPr>
+          <w:lang w:val="pt_PT" w:bidi="pt_PT"/>
+        </w:rPr>
+      </w:r>
+    </w:p>
+    <w:p>
+      <w:pPr>
+        <w:pStyle w:val="Heading2"/>
+      </w:pPr>
+      <w:r>
+        <w:rPr>
+          <w:lang w:val="pt_PT" w:bidi="pt_PT"/>
+        </w:rPr>
         <w:t>a.C.</w:t>
       </w:r>
       <w:r>
@@ -301,510 +805,6 @@
           <w:lang w:val="pt_PT" w:bidi="pt_PT"/>
         </w:rPr>
         <w:t>Uma maneira de descrever todos os anos antes do nascimento de Jesus. a.C. significa antes de Cristo.</w:t>
-      </w:r>
-      <w:r>
-        <w:rPr>
-          <w:lang w:val="pt_PT" w:bidi="pt_PT"/>
-        </w:rPr>
-      </w:r>
-      <w:r>
-        <w:rPr>
-          <w:lang w:val="pt_PT" w:bidi="pt_PT"/>
-        </w:rPr>
-      </w:r>
-    </w:p>
-    <w:p>
-      <w:pPr/>
-      <w:r>
-        <w:rPr>
-          <w:lang w:val="pt_PT" w:bidi="pt_PT"/>
-        </w:rPr>
-      </w:r>
-    </w:p>
-    <w:p>
-      <w:pPr>
-        <w:pStyle w:val="Heading2"/>
-      </w:pPr>
-      <w:r>
-        <w:rPr>
-          <w:lang w:val="pt_PT" w:bidi="pt_PT"/>
-        </w:rPr>
-        <w:t>Abba</w:t>
-      </w:r>
-      <w:r>
-        <w:rPr>
-          <w:lang w:val="pt_PT" w:bidi="pt_PT"/>
-        </w:rPr>
-      </w:r>
-    </w:p>
-    <w:p>
-      <w:pPr/>
-      <w:r>
-        <w:rPr>
-          <w:lang w:val="pt_PT" w:bidi="pt_PT"/>
-        </w:rPr>
-      </w:r>
-      <w:r>
-        <w:rPr>
-          <w:lang w:val="pt_PT" w:bidi="pt_PT"/>
-        </w:rPr>
-        <w:t>Uma palavra na língua aramaica que significa pai. Jesus chamou Deus de Abba. Aqueles que seguem Jesus fazem parte da família de Deus. Então, eles podem chamar Deus de Pai ou Abba assim como Jesus faz. Este nome mostra quão próximo Deus está de todos aqueles que confiam nele.</w:t>
-      </w:r>
-      <w:r>
-        <w:rPr>
-          <w:lang w:val="pt_PT" w:bidi="pt_PT"/>
-        </w:rPr>
-      </w:r>
-      <w:r>
-        <w:rPr>
-          <w:lang w:val="pt_PT" w:bidi="pt_PT"/>
-        </w:rPr>
-      </w:r>
-    </w:p>
-    <w:p>
-      <w:pPr/>
-      <w:r>
-        <w:rPr>
-          <w:lang w:val="pt_PT" w:bidi="pt_PT"/>
-        </w:rPr>
-      </w:r>
-    </w:p>
-    <w:p>
-      <w:pPr>
-        <w:pStyle w:val="Heading2"/>
-      </w:pPr>
-      <w:r>
-        <w:rPr>
-          <w:lang w:val="pt_PT" w:bidi="pt_PT"/>
-        </w:rPr>
-        <w:t>Abel</w:t>
-      </w:r>
-      <w:r>
-        <w:rPr>
-          <w:lang w:val="pt_PT" w:bidi="pt_PT"/>
-        </w:rPr>
-      </w:r>
-    </w:p>
-    <w:p>
-      <w:pPr/>
-      <w:r>
-        <w:rPr>
-          <w:lang w:val="pt_PT" w:bidi="pt_PT"/>
-        </w:rPr>
-      </w:r>
-      <w:r>
-        <w:rPr>
-          <w:lang w:val="pt_PT" w:bidi="pt_PT"/>
-        </w:rPr>
-        <w:t>O segundo filho de Adão e Eva. Ele era um pastor. Ele fez uma oferta que agradou a Deus. Seu irmão Caim o matou, mesmo que ele não tivesse feito nada de errado. A Bíblia refere-se ao sangue de Abel clamando a Deus da terra. Isso significava que Deus precisava trazer justiça porque Abel foi assassinado.</w:t>
-      </w:r>
-      <w:r>
-        <w:rPr>
-          <w:lang w:val="pt_PT" w:bidi="pt_PT"/>
-        </w:rPr>
-      </w:r>
-      <w:r>
-        <w:rPr>
-          <w:lang w:val="pt_PT" w:bidi="pt_PT"/>
-        </w:rPr>
-      </w:r>
-    </w:p>
-    <w:p>
-      <w:pPr/>
-      <w:r>
-        <w:rPr>
-          <w:lang w:val="pt_PT" w:bidi="pt_PT"/>
-        </w:rPr>
-      </w:r>
-    </w:p>
-    <w:p>
-      <w:pPr>
-        <w:pStyle w:val="Heading2"/>
-      </w:pPr>
-      <w:r>
-        <w:rPr>
-          <w:lang w:val="pt_PT" w:bidi="pt_PT"/>
-        </w:rPr>
-        <w:t>Abençoe todas as nações</w:t>
-      </w:r>
-      <w:r>
-        <w:rPr>
-          <w:lang w:val="pt_PT" w:bidi="pt_PT"/>
-        </w:rPr>
-      </w:r>
-    </w:p>
-    <w:p>
-      <w:pPr/>
-      <w:r>
-        <w:rPr>
-          <w:lang w:val="pt_PT" w:bidi="pt_PT"/>
-        </w:rPr>
-      </w:r>
-      <w:r>
-        <w:rPr>
-          <w:lang w:val="pt_PT" w:bidi="pt_PT"/>
-        </w:rPr>
-        <w:t>Deus prometeu que todas as nações da terra seriam abençoadas através de Abraão e sua linhagem familiar. Deus repetiu essa promessa a Isaque e a Jacó. Ela foi repetida no Salmo 72 e no capítulo 8 de Zacarias. Essa promessa foi cumprida de muitas maneiras. Uma maneira foi através das leis da aliança de Deus com os israelitas. Os israelitas deveriam adorar somente a Deus e obedecer à aliança do Monte Sinai. Isso mostraria a outras nações quão sábio e compreensivo era o povo de Deus. Mostraria a outras nações que Deus estava próximo de seu povo e os amava. Isso faria com que outras nações quisessem adorar e obedecer ao verdadeiro Deus. Outra maneira foi através de Jesus. Jesus era da linhagem familiar de Abraão. Todas as pessoas na terra podem ser reconciliadas com Deus acreditando em Jesus. É assim que a promessa de Deus sobre todas as nações sendo abençoadas é completamente cumprida.</w:t>
-      </w:r>
-      <w:r>
-        <w:rPr>
-          <w:lang w:val="pt_PT" w:bidi="pt_PT"/>
-        </w:rPr>
-      </w:r>
-      <w:r>
-        <w:rPr>
-          <w:lang w:val="pt_PT" w:bidi="pt_PT"/>
-        </w:rPr>
-      </w:r>
-    </w:p>
-    <w:p>
-      <w:pPr/>
-      <w:r>
-        <w:rPr>
-          <w:lang w:val="pt_PT" w:bidi="pt_PT"/>
-        </w:rPr>
-      </w:r>
-    </w:p>
-    <w:p>
-      <w:pPr>
-        <w:pStyle w:val="Heading2"/>
-      </w:pPr>
-      <w:r>
-        <w:rPr>
-          <w:lang w:val="pt_PT" w:bidi="pt_PT"/>
-        </w:rPr>
-        <w:t>Abias</w:t>
-      </w:r>
-      <w:r>
-        <w:rPr>
-          <w:lang w:val="pt_PT" w:bidi="pt_PT"/>
-        </w:rPr>
-      </w:r>
-    </w:p>
-    <w:p>
-      <w:pPr/>
-      <w:r>
-        <w:rPr>
-          <w:lang w:val="pt_PT" w:bidi="pt_PT"/>
-        </w:rPr>
-      </w:r>
-      <w:r>
-        <w:rPr>
-          <w:lang w:val="pt_PT" w:bidi="pt_PT"/>
-        </w:rPr>
-        <w:t>O filho de Roboão e Maaca. Ele foi o pai de Asa e era da tribo de Judá. Ele foi o segundo rei do reino do sul de Judá. Ele fez o que era mal e adorou falsos deuses.</w:t>
-      </w:r>
-      <w:r>
-        <w:rPr>
-          <w:lang w:val="pt_PT" w:bidi="pt_PT"/>
-        </w:rPr>
-      </w:r>
-      <w:r>
-        <w:rPr>
-          <w:lang w:val="pt_PT" w:bidi="pt_PT"/>
-        </w:rPr>
-      </w:r>
-    </w:p>
-    <w:p>
-      <w:pPr/>
-      <w:r>
-        <w:rPr>
-          <w:lang w:val="pt_PT" w:bidi="pt_PT"/>
-        </w:rPr>
-      </w:r>
-    </w:p>
-    <w:p>
-      <w:pPr>
-        <w:pStyle w:val="Heading2"/>
-      </w:pPr>
-      <w:r>
-        <w:rPr>
-          <w:lang w:val="pt_PT" w:bidi="pt_PT"/>
-        </w:rPr>
-        <w:t>Abiatar</w:t>
-      </w:r>
-      <w:r>
-        <w:rPr>
-          <w:lang w:val="pt_PT" w:bidi="pt_PT"/>
-        </w:rPr>
-      </w:r>
-    </w:p>
-    <w:p>
-      <w:pPr/>
-      <w:r>
-        <w:rPr>
-          <w:lang w:val="pt_PT" w:bidi="pt_PT"/>
-        </w:rPr>
-      </w:r>
-      <w:r>
-        <w:rPr>
-          <w:lang w:val="pt_PT" w:bidi="pt_PT"/>
-        </w:rPr>
-        <w:t>O filho de Aimeleque que serviu como sumo sacerdote quando Davi era rei. Ele era da linhagem da família de Eli. Ele foi fiel a Davi, mas não apoiou Salomão como rei após Davi. Devido a isso, ele não foi mais autorizado a ser o sumo sacerdote. Isso cumpriu a profecia contra a linhagem da família de Eli.</w:t>
-      </w:r>
-      <w:r>
-        <w:rPr>
-          <w:lang w:val="pt_PT" w:bidi="pt_PT"/>
-        </w:rPr>
-      </w:r>
-      <w:r>
-        <w:rPr>
-          <w:lang w:val="pt_PT" w:bidi="pt_PT"/>
-        </w:rPr>
-      </w:r>
-    </w:p>
-    <w:p>
-      <w:pPr/>
-      <w:r>
-        <w:rPr>
-          <w:lang w:val="pt_PT" w:bidi="pt_PT"/>
-        </w:rPr>
-      </w:r>
-    </w:p>
-    <w:p>
-      <w:pPr>
-        <w:pStyle w:val="Heading2"/>
-      </w:pPr>
-      <w:r>
-        <w:rPr>
-          <w:lang w:val="pt_PT" w:bidi="pt_PT"/>
-        </w:rPr>
-        <w:t>Abigail</w:t>
-      </w:r>
-      <w:r>
-        <w:rPr>
-          <w:lang w:val="pt_PT" w:bidi="pt_PT"/>
-        </w:rPr>
-      </w:r>
-    </w:p>
-    <w:p>
-      <w:pPr/>
-      <w:r>
-        <w:rPr>
-          <w:lang w:val="pt_PT" w:bidi="pt_PT"/>
-        </w:rPr>
-      </w:r>
-      <w:r>
-        <w:rPr>
-          <w:lang w:val="pt_PT" w:bidi="pt_PT"/>
-        </w:rPr>
-        <w:t>Uma mulher sábia casada com um homem tolo chamado Nabal. Ela convenceu Davi a confiar em Deus em vez de matar pessoas porque estava com raiva. Depois que Nabal morreu, Abigail se tornou uma das esposas de Davi. Ela teve um filho com Davi.</w:t>
-      </w:r>
-      <w:r>
-        <w:rPr>
-          <w:lang w:val="pt_PT" w:bidi="pt_PT"/>
-        </w:rPr>
-      </w:r>
-      <w:r>
-        <w:rPr>
-          <w:lang w:val="pt_PT" w:bidi="pt_PT"/>
-        </w:rPr>
-      </w:r>
-    </w:p>
-    <w:p>
-      <w:pPr/>
-      <w:r>
-        <w:rPr>
-          <w:lang w:val="pt_PT" w:bidi="pt_PT"/>
-        </w:rPr>
-      </w:r>
-    </w:p>
-    <w:p>
-      <w:pPr>
-        <w:pStyle w:val="Heading2"/>
-      </w:pPr>
-      <w:r>
-        <w:rPr>
-          <w:lang w:val="pt_PT" w:bidi="pt_PT"/>
-        </w:rPr>
-        <w:t>Abimeleque</w:t>
-      </w:r>
-      <w:r>
-        <w:rPr>
-          <w:lang w:val="pt_PT" w:bidi="pt_PT"/>
-        </w:rPr>
-      </w:r>
-    </w:p>
-    <w:p>
-      <w:pPr/>
-      <w:r>
-        <w:rPr>
-          <w:lang w:val="pt_PT" w:bidi="pt_PT"/>
-        </w:rPr>
-      </w:r>
-      <w:r>
-        <w:rPr>
-          <w:lang w:val="pt_PT" w:bidi="pt_PT"/>
-        </w:rPr>
-        <w:t>Um filho de Gideão e de sua concubina de Siquém. Abimeleque assassinou quase todos os outros filhos de Gideão. Ele governou como rei sobre Siquém e as áreas ao redor. Ele era violento e matou muitas pessoas.</w:t>
-      </w:r>
-      <w:r>
-        <w:rPr>
-          <w:lang w:val="pt_PT" w:bidi="pt_PT"/>
-        </w:rPr>
-      </w:r>
-      <w:r>
-        <w:rPr>
-          <w:lang w:val="pt_PT" w:bidi="pt_PT"/>
-        </w:rPr>
-      </w:r>
-    </w:p>
-    <w:p>
-      <w:pPr/>
-      <w:r>
-        <w:rPr>
-          <w:lang w:val="pt_PT" w:bidi="pt_PT"/>
-        </w:rPr>
-      </w:r>
-    </w:p>
-    <w:p>
-      <w:pPr>
-        <w:pStyle w:val="Heading2"/>
-      </w:pPr>
-      <w:r>
-        <w:rPr>
-          <w:lang w:val="pt_PT" w:bidi="pt_PT"/>
-        </w:rPr>
-        <w:t>Abismo</w:t>
-      </w:r>
-      <w:r>
-        <w:rPr>
-          <w:lang w:val="pt_PT" w:bidi="pt_PT"/>
-        </w:rPr>
-      </w:r>
-    </w:p>
-    <w:p>
-      <w:pPr/>
-      <w:r>
-        <w:rPr>
-          <w:lang w:val="pt_PT" w:bidi="pt_PT"/>
-        </w:rPr>
-      </w:r>
-      <w:r>
-        <w:rPr>
-          <w:lang w:val="pt_PT" w:bidi="pt_PT"/>
-        </w:rPr>
-        <w:t>Uma maneira de falar sobre um lugar cheio de seres espirituais malignos. No evangelho de Lucas, Jesus tinha autoridade para enviar seres espirituais malignos para lá (Lc 8.31). Em uma visão registrada em Apocalipse, João viu isso como um poço sem fundo. Era governado por um ser espiritual maligno chamado o Destruidor. Seres espirituais malignos saíam de lá apenas quando Deus permitia. (</w:t>
-      </w:r>
-      <w:r>
-        <w:rPr>
-          <w:lang w:val="pt_PT" w:bidi="pt_PT"/>
-        </w:rPr>
-        <w:t>Seres espirituais malignos</w:t>
-      </w:r>
-      <w:r>
-        <w:rPr>
-          <w:lang w:val="pt_PT" w:bidi="pt_PT"/>
-        </w:rPr>
-        <w:t>)</w:t>
-      </w:r>
-      <w:r>
-        <w:rPr>
-          <w:lang w:val="pt_PT" w:bidi="pt_PT"/>
-        </w:rPr>
-      </w:r>
-      <w:r>
-        <w:rPr>
-          <w:lang w:val="pt_PT" w:bidi="pt_PT"/>
-        </w:rPr>
-      </w:r>
-    </w:p>
-    <w:p>
-      <w:pPr/>
-      <w:r>
-        <w:rPr>
-          <w:lang w:val="pt_PT" w:bidi="pt_PT"/>
-        </w:rPr>
-      </w:r>
-    </w:p>
-    <w:p>
-      <w:pPr>
-        <w:pStyle w:val="Heading2"/>
-      </w:pPr>
-      <w:r>
-        <w:rPr>
-          <w:lang w:val="pt_PT" w:bidi="pt_PT"/>
-        </w:rPr>
-        <w:t>Abraão</w:t>
-      </w:r>
-      <w:r>
-        <w:rPr>
-          <w:lang w:val="pt_PT" w:bidi="pt_PT"/>
-        </w:rPr>
-      </w:r>
-    </w:p>
-    <w:p>
-      <w:pPr/>
-      <w:r>
-        <w:rPr>
-          <w:lang w:val="pt_PT" w:bidi="pt_PT"/>
-        </w:rPr>
-      </w:r>
-      <w:r>
-        <w:rPr>
-          <w:lang w:val="pt_PT" w:bidi="pt_PT"/>
-        </w:rPr>
-        <w:t>O filho de Tera e tio de Ló da Mesopotâmia. No capítulo 17 de Gênesis, Deus mudou seu nome de Abrão para Abraão. Na língua hebraica, um dos significados do nome de Abrão é pai de muitas nações. Abraão tornou-se o pai da nação de Israel. Ele era casado com Sara e seu filho era Isaque. Ele teve um filho chamado Ismael com a escrava de Sara, Hagar. Abraão era da linhagem de Sem e seguiu a Deus fielmente. Deus fez uma aliança com Abraão e sua linhagem. (</w:t>
-      </w:r>
-      <w:r>
-        <w:rPr>
-          <w:lang w:val="pt_PT" w:bidi="pt_PT"/>
-        </w:rPr>
-        <w:t>Aliança com Abraão</w:t>
-      </w:r>
-      <w:r>
-        <w:rPr>
-          <w:lang w:val="pt_PT" w:bidi="pt_PT"/>
-        </w:rPr>
-        <w:t>)</w:t>
-      </w:r>
-      <w:r>
-        <w:rPr>
-          <w:lang w:val="pt_PT" w:bidi="pt_PT"/>
-        </w:rPr>
-      </w:r>
-      <w:r>
-        <w:rPr>
-          <w:lang w:val="pt_PT" w:bidi="pt_PT"/>
-        </w:rPr>
-      </w:r>
-    </w:p>
-    <w:p>
-      <w:pPr/>
-      <w:r>
-        <w:rPr>
-          <w:lang w:val="pt_PT" w:bidi="pt_PT"/>
-        </w:rPr>
-      </w:r>
-    </w:p>
-    <w:p>
-      <w:pPr>
-        <w:pStyle w:val="Heading2"/>
-      </w:pPr>
-      <w:r>
-        <w:rPr>
-          <w:lang w:val="pt_PT" w:bidi="pt_PT"/>
-        </w:rPr>
-        <w:t>Absalão</w:t>
-      </w:r>
-      <w:r>
-        <w:rPr>
-          <w:lang w:val="pt_PT" w:bidi="pt_PT"/>
-        </w:rPr>
-      </w:r>
-    </w:p>
-    <w:p>
-      <w:pPr/>
-      <w:r>
-        <w:rPr>
-          <w:lang w:val="pt_PT" w:bidi="pt_PT"/>
-        </w:rPr>
-      </w:r>
-      <w:r>
-        <w:rPr>
-          <w:lang w:val="pt_PT" w:bidi="pt_PT"/>
-        </w:rPr>
-        <w:t>O filho de Davi e Maaca. Tamar era sua irmã. Ele também teve uma filha chamada Tamar. Absalão matou seu irmão Amnom por estuprar sua irmã Tamar. Absalão se proclamou rei enquanto o Rei Davi ainda estava vivo. Seu exército lutou contra o exército de Davi. Joabe o matou, mesmo que Davi não quisesse que Absalão fosse ferido.</w:t>
       </w:r>
       <w:r>
         <w:rPr>
